--- a/rapports/2026-06-06/EQ27/EQ27_sup_v2/DR_061203020020/90-28-91-50.docx
+++ b/rapports/2026-06-06/EQ27/EQ27_sup_v2/DR_061203020020/90-28-91-50.docx
@@ -297,7 +297,7 @@
           <w:color w:val="1F6FEB"/>
           <w:sz w:val="22"/>
         </w:rPr>
-        <w:t>⚠ INCOHÉRENCES À CORRIGER (83)</w:t>
+        <w:t>⚠ INCOHÉRENCES À CORRIGER (73)</w:t>
       </w:r>
     </w:p>
     <w:tbl>
@@ -814,7 +814,7 @@
                 <w:color w:val="16A34A"/>
                 <w:sz w:val="16"/>
               </w:rPr>
-              <w:t>s01q39</w:t>
+              <w:t>s01q25, s01q30, s04q23, s01q00b, s01q30_decode, s04q23_decode</w:t>
             </w:r>
           </w:p>
         </w:tc>
@@ -845,7 +845,7 @@
                 <w:i w:val="0"/>
                 <w:sz w:val="17"/>
               </w:rPr>
-              <w:t>Incoherence! GNILANE DIOUF dispose d'un téléphone portable à s01q39, donc la raison évoquée ne peut pas être (ne dispose pas d'appareil).</w:t>
+              <w:t>Incoherence! FATOU SARR a declaré que la catégorie socioprofessionnelle de son père est Travailleur pour compte propre alors que le père lui-même declare comme catégorie socioprofessionnelle Manœuvre au niveau de la section 4b.</w:t>
             </w:r>
           </w:p>
         </w:tc>
@@ -904,7 +904,7 @@
                 <w:color w:val="16A34A"/>
                 <w:sz w:val="16"/>
               </w:rPr>
-              <w:t>s01q25, s01q30, s04q23, s01q00b, s01q30_decode, s04q23_decode</w:t>
+              <w:t>s01q39</w:t>
             </w:r>
           </w:p>
         </w:tc>
@@ -935,7 +935,7 @@
                 <w:i w:val="0"/>
                 <w:sz w:val="17"/>
               </w:rPr>
-              <w:t>Incoherence! GNILANE SARR a declaré que la catégorie socioprofessionnelle de son père est Travailleur pour compte propre alors que le père lui-même declare comme catégorie socioprofessionnelle Manœuvre au niveau de la section 4b.</w:t>
+              <w:t>Incoherence! GNILANE DIOUF dispose d'un téléphone portable à s01q39, donc la raison évoquée ne peut pas être (ne dispose pas d'appareil).</w:t>
             </w:r>
           </w:p>
         </w:tc>
@@ -1025,7 +1025,7 @@
                 <w:i w:val="0"/>
                 <w:sz w:val="17"/>
               </w:rPr>
-              <w:t>Incoherence! NDIOGOU SARR a declaré que la catégorie socioprofessionnelle de son père est Travailleur pour compte propre alors que le père lui-même declare comme catégorie socioprofessionnelle Manœuvre au niveau de la section 4b.</w:t>
+              <w:t>Incoherence! GNILANE SARR a declaré que la catégorie socioprofessionnelle de son père est Travailleur pour compte propre alors que le père lui-même declare comme catégorie socioprofessionnelle Manœuvre au niveau de la section 4b.</w:t>
             </w:r>
           </w:p>
         </w:tc>
@@ -1115,7 +1115,7 @@
                 <w:i w:val="0"/>
                 <w:sz w:val="17"/>
               </w:rPr>
-              <w:t>Incoherence! FATOU SARR a declaré que la catégorie socioprofessionnelle de son père est Travailleur pour compte propre alors que le père lui-même declare comme catégorie socioprofessionnelle Manœuvre au niveau de la section 4b.</w:t>
+              <w:t>Incoherence! MBAYE SARR a declaré que la catégorie socioprofessionnelle de son père est Travailleur familial contribuant à une entreprise familiale alors que le père lui-même declare comme catégorie socioprofessionnelle Manœuvre au niveau de la section 4b.</w:t>
             </w:r>
           </w:p>
         </w:tc>
@@ -1205,7 +1205,7 @@
                 <w:i w:val="0"/>
                 <w:sz w:val="17"/>
               </w:rPr>
-              <w:t>Incoherence! MBAYE SARR a declaré que la catégorie socioprofessionnelle de son père est Travailleur familial contribuant à une entreprise familiale alors que le père lui-même declare comme catégorie socioprofessionnelle Manœuvre au niveau de la section 4b.</w:t>
+              <w:t>Incoherence! NDIOGOU SARR a declaré que la catégorie socioprofessionnelle de son père est Travailleur pour compte propre alors que le père lui-même declare comme catégorie socioprofessionnelle Manœuvre au niveau de la section 4b.</w:t>
             </w:r>
           </w:p>
         </w:tc>
@@ -1264,7 +1264,7 @@
                 <w:color w:val="16A34A"/>
                 <w:sz w:val="16"/>
               </w:rPr>
-              <w:t>—</w:t>
+              <w:t>s02q33, s01q00b</w:t>
             </w:r>
           </w:p>
         </w:tc>
@@ -1295,7 +1295,7 @@
                 <w:i w:val="0"/>
                 <w:sz w:val="17"/>
               </w:rPr>
-              <w:t>Incohérence!!! seulement les écoles privées paient les frais de scolarité (y compris les frais d'inscription).</w:t>
+              <w:t>Incoherent!!! La dernière fois que AMY SARR a  fréquenté l'école est 9999.</w:t>
             </w:r>
           </w:p>
         </w:tc>
@@ -1418,7 +1418,7 @@
                 <w:i w:val="0"/>
                 <w:sz w:val="16"/>
               </w:rPr>
-              <w:t>S02</w:t>
+              <w:t>S07</w:t>
               <w:br/>
             </w:r>
             <w:r>
@@ -1428,7 +1428,7 @@
                 <w:color w:val="64748B"/>
                 <w:sz w:val="14"/>
               </w:rPr>
-              <w:t>Éducation</w:t>
+              <w:t>Consommation alimentaire</w:t>
             </w:r>
           </w:p>
         </w:tc>
@@ -1444,7 +1444,7 @@
                 <w:color w:val="16A34A"/>
                 <w:sz w:val="16"/>
               </w:rPr>
-              <w:t>s02q33, s01q00b</w:t>
+              <w:t>s00q27, s01q03a, s01q03b, s01q03c, s02q04, s03q14, s04q15, s04q16</w:t>
             </w:r>
           </w:p>
         </w:tc>
@@ -1475,7 +1475,7 @@
                 <w:i w:val="0"/>
                 <w:sz w:val="17"/>
               </w:rPr>
-              <w:t>Incoherent!!! La dernière fois que AMY SARR a  fréquenté l'école est 9999.</w:t>
+              <w:t>Incohérence!! Dans ce ménage, chaque individus consomme par jour .6785714 Kg  de cereale; Prière de vérifier les quantités prises des produits cérealiers (de Riz local Gambiaka à Autres semoules de céréales) auprès du ménage ou confirmer avec le QG.</w:t>
             </w:r>
           </w:p>
         </w:tc>
@@ -1508,7 +1508,7 @@
                 <w:i w:val="0"/>
                 <w:sz w:val="16"/>
               </w:rPr>
-              <w:t>S07</w:t>
+              <w:t>S11</w:t>
               <w:br/>
             </w:r>
             <w:r>
@@ -1518,7 +1518,7 @@
                 <w:color w:val="64748B"/>
                 <w:sz w:val="14"/>
               </w:rPr>
-              <w:t>Consommation alimentaire</w:t>
+              <w:t>Logement / cadre de vie</w:t>
             </w:r>
           </w:p>
         </w:tc>
@@ -1534,7 +1534,7 @@
                 <w:color w:val="16A34A"/>
                 <w:sz w:val="16"/>
               </w:rPr>
-              <w:t>s00q27, s01q03a, s01q03b, s01q03c, s02q04, s03q14, s04q15, s04q16</w:t>
+              <w:t>—</w:t>
             </w:r>
           </w:p>
         </w:tc>
@@ -1565,7 +1565,7 @@
                 <w:i w:val="0"/>
                 <w:sz w:val="17"/>
               </w:rPr>
-              <w:t>Incohérence!! Dans ce ménage, chaque individus consomme par jour .6785714 Kg  de cereale; Prière de vérifier les quantités prises des produits cérealiers (de Riz local Gambiaka à Autres semoules de céréales) auprès du ménage ou confirmer avec le QG.</w:t>
+              <w:t>Incoherence!! Le ménage a depensé .</w:t>
             </w:r>
           </w:p>
         </w:tc>
@@ -1624,7 +1624,7 @@
                 <w:color w:val="16A34A"/>
                 <w:sz w:val="16"/>
               </w:rPr>
-              <w:t>—</w:t>
+              <w:t>s01q29, s01q31, s04q24, s00q04, s11q21, s09fq03, s09fq011</w:t>
             </w:r>
           </w:p>
         </w:tc>
@@ -1655,7 +1655,7 @@
                 <w:i w:val="0"/>
                 <w:sz w:val="17"/>
               </w:rPr>
-              <w:t>Incoherence!! Le ménage a depensé .</w:t>
+              <w:t>FCFA dans Frais de connexion au réseau de distribution d'eau mais dit ne pas être connecté à un réseau d'eau courante, prière de corriger cette incoherence</w:t>
             </w:r>
           </w:p>
         </w:tc>
@@ -1688,7 +1688,7 @@
                 <w:i w:val="0"/>
                 <w:sz w:val="16"/>
               </w:rPr>
-              <w:t>S11</w:t>
+              <w:t>S16</w:t>
               <w:br/>
             </w:r>
             <w:r>
@@ -1698,7 +1698,7 @@
                 <w:color w:val="64748B"/>
                 <w:sz w:val="14"/>
               </w:rPr>
-              <w:t>Logement / cadre de vie</w:t>
+              <w:t>Agriculture</w:t>
             </w:r>
           </w:p>
         </w:tc>
@@ -1714,7 +1714,7 @@
                 <w:color w:val="16A34A"/>
                 <w:sz w:val="16"/>
               </w:rPr>
-              <w:t>s01q29, s01q31, s04q24, s00q04, s11q21, s09fq03, s09fq011</w:t>
+              <w:t>s00q07a, s00q08, s00q10, s00q13_0, s00q15_0, s00q17_0, s00q23a, s00q23b</w:t>
             </w:r>
           </w:p>
         </w:tc>
@@ -1745,7 +1745,7 @@
                 <w:i w:val="0"/>
                 <w:sz w:val="17"/>
               </w:rPr>
-              <w:t>FCFA dans Frais de connexion au réseau de distribution d'eau mais dit ne pas être connecté à un réseau d'eau courante, prière de corriger cette incoherence</w:t>
+              <w:t>La somme des quantités consommées (52 kg), des quantités offertes (0 kg),  des quantités vendus (530 kg) et des quantités en stock (208 kg) depasse la quantité totale (1 kg) que le ménage a eu après la recolte de Arachide , prière de corriger cette incoherence.</w:t>
             </w:r>
           </w:p>
         </w:tc>
@@ -1804,7 +1804,7 @@
                 <w:color w:val="16A34A"/>
                 <w:sz w:val="16"/>
               </w:rPr>
-              <w:t>s00q07a, s00q08, s00q10, s00q13_0, s00q15_0, s00q17_0, s00q23a, s00q23b</w:t>
+              <w:t>s16dq05a, s16dq05c</w:t>
             </w:r>
           </w:p>
         </w:tc>
@@ -1835,7 +1835,7 @@
                 <w:i w:val="0"/>
                 <w:sz w:val="17"/>
               </w:rPr>
-              <w:t>La somme des quantités consommées (52 kg), des quantités offertes (0 kg),  des quantités vendus (530 kg) et des quantités en stock (208 kg) depasse la quantité totale (1 kg) que le ménage a eu après la recolte de Arachide , prière de corriger cette incoherence.</w:t>
+              <w:t>La quantité de s16dq05a estimée en Kg est incohérente avec la prise dans la question s16dq05c, prière de bien estimer et mettre la valeur exacte.</w:t>
             </w:r>
           </w:p>
         </w:tc>
@@ -1850,10 +1850,10 @@
               <w:rPr>
                 <w:b/>
                 <w:i w:val="0"/>
-                <w:color w:val="DC2626"/>
+                <w:color w:val="EA580C"/>
                 <w:sz w:val="16"/>
               </w:rPr>
-              <w:t>Haute</w:t>
+              <w:t>Moyenne</w:t>
             </w:r>
           </w:p>
         </w:tc>
@@ -1868,7 +1868,7 @@
                 <w:i w:val="0"/>
                 <w:sz w:val="16"/>
               </w:rPr>
-              <w:t>S16</w:t>
+              <w:t>S00</w:t>
               <w:br/>
             </w:r>
             <w:r>
@@ -1878,7 +1878,7 @@
                 <w:color w:val="64748B"/>
                 <w:sz w:val="14"/>
               </w:rPr>
-              <w:t>Agriculture</w:t>
+              <w:t>Identification</w:t>
             </w:r>
           </w:p>
         </w:tc>
@@ -1894,7 +1894,7 @@
                 <w:color w:val="16A34A"/>
                 <w:sz w:val="16"/>
               </w:rPr>
-              <w:t>s16dq05a, s16dq05c</w:t>
+              <w:t>s00q27</w:t>
             </w:r>
           </w:p>
         </w:tc>
@@ -1925,7 +1925,7 @@
                 <w:i w:val="0"/>
                 <w:sz w:val="17"/>
               </w:rPr>
-              <w:t>La quantité de s16dq05a estimée en Kg est incohérente avec la prise dans la question s16dq05c, prière de bien estimer et mettre la valeur exacte.</w:t>
+              <w:t>Le questionnaire semble ne pas être complètement fini mais le questionnaire est en statut complet, prière de compléter le questionnaire.</w:t>
             </w:r>
           </w:p>
         </w:tc>
@@ -1984,7 +1984,7 @@
                 <w:color w:val="16A34A"/>
                 <w:sz w:val="16"/>
               </w:rPr>
-              <w:t>s00q27</w:t>
+              <w:t>—</w:t>
             </w:r>
           </w:p>
         </w:tc>
@@ -2015,7 +2015,7 @@
                 <w:i w:val="0"/>
                 <w:sz w:val="17"/>
               </w:rPr>
-              <w:t>Le questionnaire semble ne pas être complètement fini mais le questionnaire est en statut complet, prière de compléter le questionnaire.</w:t>
+              <w:t>L'adresse ou la localisation du ménage doit être bien renseignée, ne doit pas contenir des numéros de téléphone et elle semble courte pour être une adresse.</w:t>
             </w:r>
           </w:p>
         </w:tc>
@@ -2105,7 +2105,7 @@
                 <w:i w:val="0"/>
                 <w:sz w:val="17"/>
               </w:rPr>
-              <w:t>L'adresse ou la localisation du ménage doit être bien renseignée, ne doit pas contenir des numéros de téléphone et elle semble courte pour être une adresse.</w:t>
+              <w:t>Prière de renseigner la bonne adresse.</w:t>
             </w:r>
           </w:p>
         </w:tc>
@@ -2138,7 +2138,7 @@
                 <w:i w:val="0"/>
                 <w:sz w:val="16"/>
               </w:rPr>
-              <w:t>S00</w:t>
+              <w:t>S01</w:t>
               <w:br/>
             </w:r>
             <w:r>
@@ -2148,7 +2148,7 @@
                 <w:color w:val="64748B"/>
                 <w:sz w:val="14"/>
               </w:rPr>
-              <w:t>Identification</w:t>
+              <w:t>Démographie</w:t>
             </w:r>
           </w:p>
         </w:tc>
@@ -2195,7 +2195,7 @@
                 <w:i w:val="0"/>
                 <w:sz w:val="17"/>
               </w:rPr>
-              <w:t>Prière de renseigner la bonne adresse.</w:t>
+              <w:t>Prière de verifier l'information donnée par MODOU SARR ou corriger au niveau de la section 1.</w:t>
             </w:r>
           </w:p>
         </w:tc>
@@ -2285,7 +2285,7 @@
                 <w:i w:val="0"/>
                 <w:sz w:val="17"/>
               </w:rPr>
-              <w:t>Prière de verifier l'information donnée par MODOU SARR ou corriger au niveau de la section 1.</w:t>
+              <w:t>Prière de verifier l'information donnée par DIOUMA SARR ou corriger au niveau de la section 1.</w:t>
             </w:r>
           </w:p>
         </w:tc>
@@ -2375,7 +2375,7 @@
                 <w:i w:val="0"/>
                 <w:sz w:val="17"/>
               </w:rPr>
-              <w:t>Prière de verifier l'information donnée par DIOUMA SARR ou corriger au niveau de la section 1.</w:t>
+              <w:t>Prière de verifier l'information donnée par FATOU SARR ou corriger au niveau de la section 1.</w:t>
             </w:r>
           </w:p>
         </w:tc>
@@ -2555,7 +2555,7 @@
                 <w:i w:val="0"/>
                 <w:sz w:val="17"/>
               </w:rPr>
-              <w:t>Prière de verifier l'information donnée par NDIOGOU SARR ou corriger au niveau de la section 1.</w:t>
+              <w:t>Prière de verifier l'information donnée par MBAYE SARR ou corriger au niveau de la section 1.</w:t>
             </w:r>
           </w:p>
         </w:tc>
@@ -2614,7 +2614,7 @@
                 <w:color w:val="16A34A"/>
                 <w:sz w:val="16"/>
               </w:rPr>
-              <w:t>s00q27, s01q03a, s01q03b, s01q03c, s01q00b</w:t>
+              <w:t>—</w:t>
             </w:r>
           </w:p>
         </w:tc>
@@ -2645,907 +2645,7 @@
                 <w:i w:val="0"/>
                 <w:sz w:val="17"/>
               </w:rPr>
-              <w:t>Les informations sur l'acte de naissance (ni Jours, ni mois et ni années) de  AWA GUEYE  manquent, s'il vous plait pouvez-vous fournir d'effort pour avoir ces informations.</w:t>
-            </w:r>
-          </w:p>
-        </w:tc>
-      </w:tr>
-      <w:tr>
-        <w:tc>
-          <w:tcPr>
-            <w:tcW w:type="dxa" w:w="964"/>
-          </w:tcPr>
-          <w:p>
-            <w:r>
-              <w:rPr>
-                <w:b/>
-                <w:i w:val="0"/>
-                <w:color w:val="EA580C"/>
-                <w:sz w:val="16"/>
-              </w:rPr>
-              <w:t>Moyenne</w:t>
-            </w:r>
-          </w:p>
-        </w:tc>
-        <w:tc>
-          <w:tcPr>
-            <w:tcW w:type="dxa" w:w="1247"/>
-          </w:tcPr>
-          <w:p>
-            <w:r>
-              <w:rPr>
-                <w:b/>
-                <w:i w:val="0"/>
-                <w:sz w:val="16"/>
-              </w:rPr>
-              <w:t>S01</w:t>
-              <w:br/>
-            </w:r>
-            <w:r>
-              <w:rPr>
-                <w:b w:val="0"/>
-                <w:i w:val="0"/>
-                <w:color w:val="64748B"/>
-                <w:sz w:val="14"/>
-              </w:rPr>
-              <w:t>Démographie</w:t>
-            </w:r>
-          </w:p>
-        </w:tc>
-        <w:tc>
-          <w:tcPr>
-            <w:tcW w:type="dxa" w:w="1531"/>
-          </w:tcPr>
-          <w:p>
-            <w:r>
-              <w:rPr>
-                <w:b/>
-                <w:i w:val="0"/>
-                <w:color w:val="16A34A"/>
-                <w:sz w:val="16"/>
-              </w:rPr>
-              <w:t>s01q04a, s01q03b</w:t>
-            </w:r>
-          </w:p>
-        </w:tc>
-        <w:tc>
-          <w:tcPr>
-            <w:tcW w:type="dxa" w:w="1191"/>
-          </w:tcPr>
-          <w:p>
-            <w:r>
-              <w:rPr>
-                <w:b w:val="0"/>
-                <w:i w:val="0"/>
-                <w:color w:val="64748B"/>
-                <w:sz w:val="16"/>
-              </w:rPr>
-              <w:t>GT-CQ</w:t>
-            </w:r>
-          </w:p>
-        </w:tc>
-        <w:tc>
-          <w:tcPr>
-            <w:tcW w:type="dxa" w:w="4706"/>
-          </w:tcPr>
-          <w:p>
-            <w:r>
-              <w:rPr>
-                <w:b w:val="0"/>
-                <w:i w:val="0"/>
-                <w:sz w:val="17"/>
-              </w:rPr>
-              <w:t>Le mois de l'enfant ( AWA GUEYE ) n'est pas connu mais vous avez declaré en s01q04a le nombre de mois, prière de changer NSP au niveau de s01q03b.</w:t>
-            </w:r>
-          </w:p>
-        </w:tc>
-      </w:tr>
-      <w:tr>
-        <w:tc>
-          <w:tcPr>
-            <w:tcW w:type="dxa" w:w="964"/>
-          </w:tcPr>
-          <w:p>
-            <w:r>
-              <w:rPr>
-                <w:b/>
-                <w:i w:val="0"/>
-                <w:color w:val="EA580C"/>
-                <w:sz w:val="16"/>
-              </w:rPr>
-              <w:t>Moyenne</w:t>
-            </w:r>
-          </w:p>
-        </w:tc>
-        <w:tc>
-          <w:tcPr>
-            <w:tcW w:type="dxa" w:w="1247"/>
-          </w:tcPr>
-          <w:p>
-            <w:r>
-              <w:rPr>
-                <w:b/>
-                <w:i w:val="0"/>
-                <w:sz w:val="16"/>
-              </w:rPr>
-              <w:t>S01</w:t>
-              <w:br/>
-            </w:r>
-            <w:r>
-              <w:rPr>
-                <w:b w:val="0"/>
-                <w:i w:val="0"/>
-                <w:color w:val="64748B"/>
-                <w:sz w:val="14"/>
-              </w:rPr>
-              <w:t>Démographie</w:t>
-            </w:r>
-          </w:p>
-        </w:tc>
-        <w:tc>
-          <w:tcPr>
-            <w:tcW w:type="dxa" w:w="1531"/>
-          </w:tcPr>
-          <w:p>
-            <w:r>
-              <w:rPr>
-                <w:b/>
-                <w:i w:val="0"/>
-                <w:color w:val="16A34A"/>
-                <w:sz w:val="16"/>
-              </w:rPr>
-              <w:t>s00q27, s01q03a, s01q03b, s01q03c, s01q00b</w:t>
-            </w:r>
-          </w:p>
-        </w:tc>
-        <w:tc>
-          <w:tcPr>
-            <w:tcW w:type="dxa" w:w="1191"/>
-          </w:tcPr>
-          <w:p>
-            <w:r>
-              <w:rPr>
-                <w:b w:val="0"/>
-                <w:i w:val="0"/>
-                <w:color w:val="64748B"/>
-                <w:sz w:val="16"/>
-              </w:rPr>
-              <w:t>GT-CQ</w:t>
-            </w:r>
-          </w:p>
-        </w:tc>
-        <w:tc>
-          <w:tcPr>
-            <w:tcW w:type="dxa" w:w="4706"/>
-          </w:tcPr>
-          <w:p>
-            <w:r>
-              <w:rPr>
-                <w:b w:val="0"/>
-                <w:i w:val="0"/>
-                <w:sz w:val="17"/>
-              </w:rPr>
-              <w:t>Les informations sur l'acte de naissance (ni Jours, ni mois et ni années) de  FATOU SARR  manquent, s'il vous plait pouvez-vous fournir d'effort pour avoir ces informations.</w:t>
-            </w:r>
-          </w:p>
-        </w:tc>
-      </w:tr>
-      <w:tr>
-        <w:tc>
-          <w:tcPr>
-            <w:tcW w:type="dxa" w:w="964"/>
-          </w:tcPr>
-          <w:p>
-            <w:r>
-              <w:rPr>
-                <w:b/>
-                <w:i w:val="0"/>
-                <w:color w:val="EA580C"/>
-                <w:sz w:val="16"/>
-              </w:rPr>
-              <w:t>Moyenne</w:t>
-            </w:r>
-          </w:p>
-        </w:tc>
-        <w:tc>
-          <w:tcPr>
-            <w:tcW w:type="dxa" w:w="1247"/>
-          </w:tcPr>
-          <w:p>
-            <w:r>
-              <w:rPr>
-                <w:b/>
-                <w:i w:val="0"/>
-                <w:sz w:val="16"/>
-              </w:rPr>
-              <w:t>S01</w:t>
-              <w:br/>
-            </w:r>
-            <w:r>
-              <w:rPr>
-                <w:b w:val="0"/>
-                <w:i w:val="0"/>
-                <w:color w:val="64748B"/>
-                <w:sz w:val="14"/>
-              </w:rPr>
-              <w:t>Démographie</w:t>
-            </w:r>
-          </w:p>
-        </w:tc>
-        <w:tc>
-          <w:tcPr>
-            <w:tcW w:type="dxa" w:w="1531"/>
-          </w:tcPr>
-          <w:p>
-            <w:r>
-              <w:rPr>
-                <w:b/>
-                <w:i w:val="0"/>
-                <w:color w:val="16A34A"/>
-                <w:sz w:val="16"/>
-              </w:rPr>
-              <w:t>—</w:t>
-            </w:r>
-          </w:p>
-        </w:tc>
-        <w:tc>
-          <w:tcPr>
-            <w:tcW w:type="dxa" w:w="1191"/>
-          </w:tcPr>
-          <w:p>
-            <w:r>
-              <w:rPr>
-                <w:b w:val="0"/>
-                <w:i w:val="0"/>
-                <w:color w:val="64748B"/>
-                <w:sz w:val="16"/>
-              </w:rPr>
-              <w:t>GT-CQ</w:t>
-            </w:r>
-          </w:p>
-        </w:tc>
-        <w:tc>
-          <w:tcPr>
-            <w:tcW w:type="dxa" w:w="4706"/>
-          </w:tcPr>
-          <w:p>
-            <w:r>
-              <w:rPr>
-                <w:b w:val="0"/>
-                <w:i w:val="0"/>
-                <w:sz w:val="17"/>
-              </w:rPr>
-              <w:t>Prière de verifier l'information donnée par FATOU SARR ou corriger au niveau de la section 1.</w:t>
-            </w:r>
-          </w:p>
-        </w:tc>
-      </w:tr>
-      <w:tr>
-        <w:tc>
-          <w:tcPr>
-            <w:tcW w:type="dxa" w:w="964"/>
-          </w:tcPr>
-          <w:p>
-            <w:r>
-              <w:rPr>
-                <w:b/>
-                <w:i w:val="0"/>
-                <w:color w:val="EA580C"/>
-                <w:sz w:val="16"/>
-              </w:rPr>
-              <w:t>Moyenne</w:t>
-            </w:r>
-          </w:p>
-        </w:tc>
-        <w:tc>
-          <w:tcPr>
-            <w:tcW w:type="dxa" w:w="1247"/>
-          </w:tcPr>
-          <w:p>
-            <w:r>
-              <w:rPr>
-                <w:b/>
-                <w:i w:val="0"/>
-                <w:sz w:val="16"/>
-              </w:rPr>
-              <w:t>S01</w:t>
-              <w:br/>
-            </w:r>
-            <w:r>
-              <w:rPr>
-                <w:b w:val="0"/>
-                <w:i w:val="0"/>
-                <w:color w:val="64748B"/>
-                <w:sz w:val="14"/>
-              </w:rPr>
-              <w:t>Démographie</w:t>
-            </w:r>
-          </w:p>
-        </w:tc>
-        <w:tc>
-          <w:tcPr>
-            <w:tcW w:type="dxa" w:w="1531"/>
-          </w:tcPr>
-          <w:p>
-            <w:r>
-              <w:rPr>
-                <w:b/>
-                <w:i w:val="0"/>
-                <w:color w:val="16A34A"/>
-                <w:sz w:val="16"/>
-              </w:rPr>
-              <w:t>s00q27, s01q03a, s01q03b, s01q03c, s01q00b</w:t>
-            </w:r>
-          </w:p>
-        </w:tc>
-        <w:tc>
-          <w:tcPr>
-            <w:tcW w:type="dxa" w:w="1191"/>
-          </w:tcPr>
-          <w:p>
-            <w:r>
-              <w:rPr>
-                <w:b w:val="0"/>
-                <w:i w:val="0"/>
-                <w:color w:val="64748B"/>
-                <w:sz w:val="16"/>
-              </w:rPr>
-              <w:t>GT-CQ</w:t>
-            </w:r>
-          </w:p>
-        </w:tc>
-        <w:tc>
-          <w:tcPr>
-            <w:tcW w:type="dxa" w:w="4706"/>
-          </w:tcPr>
-          <w:p>
-            <w:r>
-              <w:rPr>
-                <w:b w:val="0"/>
-                <w:i w:val="0"/>
-                <w:sz w:val="17"/>
-              </w:rPr>
-              <w:t>Les informations sur l'acte de naissance (ni Jours, ni mois et ni années) de  MBAYE SARR  manquent, s'il vous plait pouvez-vous fournir d'effort pour avoir ces informations.</w:t>
-            </w:r>
-          </w:p>
-        </w:tc>
-      </w:tr>
-      <w:tr>
-        <w:tc>
-          <w:tcPr>
-            <w:tcW w:type="dxa" w:w="964"/>
-          </w:tcPr>
-          <w:p>
-            <w:r>
-              <w:rPr>
-                <w:b/>
-                <w:i w:val="0"/>
-                <w:color w:val="EA580C"/>
-                <w:sz w:val="16"/>
-              </w:rPr>
-              <w:t>Moyenne</w:t>
-            </w:r>
-          </w:p>
-        </w:tc>
-        <w:tc>
-          <w:tcPr>
-            <w:tcW w:type="dxa" w:w="1247"/>
-          </w:tcPr>
-          <w:p>
-            <w:r>
-              <w:rPr>
-                <w:b/>
-                <w:i w:val="0"/>
-                <w:sz w:val="16"/>
-              </w:rPr>
-              <w:t>S01</w:t>
-              <w:br/>
-            </w:r>
-            <w:r>
-              <w:rPr>
-                <w:b w:val="0"/>
-                <w:i w:val="0"/>
-                <w:color w:val="64748B"/>
-                <w:sz w:val="14"/>
-              </w:rPr>
-              <w:t>Démographie</w:t>
-            </w:r>
-          </w:p>
-        </w:tc>
-        <w:tc>
-          <w:tcPr>
-            <w:tcW w:type="dxa" w:w="1531"/>
-          </w:tcPr>
-          <w:p>
-            <w:r>
-              <w:rPr>
-                <w:b/>
-                <w:i w:val="0"/>
-                <w:color w:val="16A34A"/>
-                <w:sz w:val="16"/>
-              </w:rPr>
-              <w:t>—</w:t>
-            </w:r>
-          </w:p>
-        </w:tc>
-        <w:tc>
-          <w:tcPr>
-            <w:tcW w:type="dxa" w:w="1191"/>
-          </w:tcPr>
-          <w:p>
-            <w:r>
-              <w:rPr>
-                <w:b w:val="0"/>
-                <w:i w:val="0"/>
-                <w:color w:val="64748B"/>
-                <w:sz w:val="16"/>
-              </w:rPr>
-              <w:t>GT-CQ</w:t>
-            </w:r>
-          </w:p>
-        </w:tc>
-        <w:tc>
-          <w:tcPr>
-            <w:tcW w:type="dxa" w:w="4706"/>
-          </w:tcPr>
-          <w:p>
-            <w:r>
-              <w:rPr>
-                <w:b w:val="0"/>
-                <w:i w:val="0"/>
-                <w:sz w:val="17"/>
-              </w:rPr>
-              <w:t>Prière de verifier l'information donnée par MBAYE SARR ou corriger au niveau de la section 1.</w:t>
-            </w:r>
-          </w:p>
-        </w:tc>
-      </w:tr>
-      <w:tr>
-        <w:tc>
-          <w:tcPr>
-            <w:tcW w:type="dxa" w:w="964"/>
-          </w:tcPr>
-          <w:p>
-            <w:r>
-              <w:rPr>
-                <w:b/>
-                <w:i w:val="0"/>
-                <w:color w:val="EA580C"/>
-                <w:sz w:val="16"/>
-              </w:rPr>
-              <w:t>Moyenne</w:t>
-            </w:r>
-          </w:p>
-        </w:tc>
-        <w:tc>
-          <w:tcPr>
-            <w:tcW w:type="dxa" w:w="1247"/>
-          </w:tcPr>
-          <w:p>
-            <w:r>
-              <w:rPr>
-                <w:b/>
-                <w:i w:val="0"/>
-                <w:sz w:val="16"/>
-              </w:rPr>
-              <w:t>S01</w:t>
-              <w:br/>
-            </w:r>
-            <w:r>
-              <w:rPr>
-                <w:b w:val="0"/>
-                <w:i w:val="0"/>
-                <w:color w:val="64748B"/>
-                <w:sz w:val="14"/>
-              </w:rPr>
-              <w:t>Démographie</w:t>
-            </w:r>
-          </w:p>
-        </w:tc>
-        <w:tc>
-          <w:tcPr>
-            <w:tcW w:type="dxa" w:w="1531"/>
-          </w:tcPr>
-          <w:p>
-            <w:r>
-              <w:rPr>
-                <w:b/>
-                <w:i w:val="0"/>
-                <w:color w:val="16A34A"/>
-                <w:sz w:val="16"/>
-              </w:rPr>
-              <w:t>s00q27, s01q03a, s01q03b, s01q03c, s01q00b</w:t>
-            </w:r>
-          </w:p>
-        </w:tc>
-        <w:tc>
-          <w:tcPr>
-            <w:tcW w:type="dxa" w:w="1191"/>
-          </w:tcPr>
-          <w:p>
-            <w:r>
-              <w:rPr>
-                <w:b w:val="0"/>
-                <w:i w:val="0"/>
-                <w:color w:val="64748B"/>
-                <w:sz w:val="16"/>
-              </w:rPr>
-              <w:t>GT-CQ</w:t>
-            </w:r>
-          </w:p>
-        </w:tc>
-        <w:tc>
-          <w:tcPr>
-            <w:tcW w:type="dxa" w:w="4706"/>
-          </w:tcPr>
-          <w:p>
-            <w:r>
-              <w:rPr>
-                <w:b w:val="0"/>
-                <w:i w:val="0"/>
-                <w:sz w:val="17"/>
-              </w:rPr>
-              <w:t>Les informations sur l'acte de naissance (ni Jours, ni mois et ni années) de  TAPHA SARR  manquent, s'il vous plait pouvez-vous fournir d'effort pour avoir ces informations.</w:t>
-            </w:r>
-          </w:p>
-        </w:tc>
-      </w:tr>
-      <w:tr>
-        <w:tc>
-          <w:tcPr>
-            <w:tcW w:type="dxa" w:w="964"/>
-          </w:tcPr>
-          <w:p>
-            <w:r>
-              <w:rPr>
-                <w:b/>
-                <w:i w:val="0"/>
-                <w:color w:val="EA580C"/>
-                <w:sz w:val="16"/>
-              </w:rPr>
-              <w:t>Moyenne</w:t>
-            </w:r>
-          </w:p>
-        </w:tc>
-        <w:tc>
-          <w:tcPr>
-            <w:tcW w:type="dxa" w:w="1247"/>
-          </w:tcPr>
-          <w:p>
-            <w:r>
-              <w:rPr>
-                <w:b/>
-                <w:i w:val="0"/>
-                <w:sz w:val="16"/>
-              </w:rPr>
-              <w:t>S02</w:t>
-              <w:br/>
-            </w:r>
-            <w:r>
-              <w:rPr>
-                <w:b w:val="0"/>
-                <w:i w:val="0"/>
-                <w:color w:val="64748B"/>
-                <w:sz w:val="14"/>
-              </w:rPr>
-              <w:t>Éducation</w:t>
-            </w:r>
-          </w:p>
-        </w:tc>
-        <w:tc>
-          <w:tcPr>
-            <w:tcW w:type="dxa" w:w="1531"/>
-          </w:tcPr>
-          <w:p>
-            <w:r>
-              <w:rPr>
-                <w:b/>
-                <w:i w:val="0"/>
-                <w:color w:val="16A34A"/>
-                <w:sz w:val="16"/>
-              </w:rPr>
-              <w:t>—</w:t>
-            </w:r>
-          </w:p>
-        </w:tc>
-        <w:tc>
-          <w:tcPr>
-            <w:tcW w:type="dxa" w:w="1191"/>
-          </w:tcPr>
-          <w:p>
-            <w:r>
-              <w:rPr>
-                <w:b w:val="0"/>
-                <w:i w:val="0"/>
-                <w:color w:val="64748B"/>
-                <w:sz w:val="16"/>
-              </w:rPr>
-              <w:t>GT-CQ</w:t>
-            </w:r>
-          </w:p>
-        </w:tc>
-        <w:tc>
-          <w:tcPr>
-            <w:tcW w:type="dxa" w:w="4706"/>
-          </w:tcPr>
-          <w:p>
-            <w:r>
-              <w:rPr>
-                <w:b w:val="0"/>
-                <w:i w:val="0"/>
-                <w:sz w:val="17"/>
-              </w:rPr>
-              <w:t>veuillez, s'il vous plait, confirmer les frais de scolarité ( 1000 FCFA) payée de DIARRA NDOUR avec le QG ou apporter les corrections nécessaires.</w:t>
-            </w:r>
-          </w:p>
-        </w:tc>
-      </w:tr>
-      <w:tr>
-        <w:tc>
-          <w:tcPr>
-            <w:tcW w:type="dxa" w:w="964"/>
-          </w:tcPr>
-          <w:p>
-            <w:r>
-              <w:rPr>
-                <w:b/>
-                <w:i w:val="0"/>
-                <w:color w:val="EA580C"/>
-                <w:sz w:val="16"/>
-              </w:rPr>
-              <w:t>Moyenne</w:t>
-            </w:r>
-          </w:p>
-        </w:tc>
-        <w:tc>
-          <w:tcPr>
-            <w:tcW w:type="dxa" w:w="1247"/>
-          </w:tcPr>
-          <w:p>
-            <w:r>
-              <w:rPr>
-                <w:b/>
-                <w:i w:val="0"/>
-                <w:sz w:val="16"/>
-              </w:rPr>
-              <w:t>S02</w:t>
-              <w:br/>
-            </w:r>
-            <w:r>
-              <w:rPr>
-                <w:b w:val="0"/>
-                <w:i w:val="0"/>
-                <w:color w:val="64748B"/>
-                <w:sz w:val="14"/>
-              </w:rPr>
-              <w:t>Éducation</w:t>
-            </w:r>
-          </w:p>
-        </w:tc>
-        <w:tc>
-          <w:tcPr>
-            <w:tcW w:type="dxa" w:w="1531"/>
-          </w:tcPr>
-          <w:p>
-            <w:r>
-              <w:rPr>
-                <w:b/>
-                <w:i w:val="0"/>
-                <w:color w:val="16A34A"/>
-                <w:sz w:val="16"/>
-              </w:rPr>
-              <w:t>—</w:t>
-            </w:r>
-          </w:p>
-        </w:tc>
-        <w:tc>
-          <w:tcPr>
-            <w:tcW w:type="dxa" w:w="1191"/>
-          </w:tcPr>
-          <w:p>
-            <w:r>
-              <w:rPr>
-                <w:b w:val="0"/>
-                <w:i w:val="0"/>
-                <w:color w:val="64748B"/>
-                <w:sz w:val="16"/>
-              </w:rPr>
-              <w:t>GT-CQ</w:t>
-            </w:r>
-          </w:p>
-        </w:tc>
-        <w:tc>
-          <w:tcPr>
-            <w:tcW w:type="dxa" w:w="4706"/>
-          </w:tcPr>
-          <w:p>
-            <w:r>
-              <w:rPr>
-                <w:b w:val="0"/>
-                <w:i w:val="0"/>
-                <w:sz w:val="17"/>
-              </w:rPr>
-              <w:t>veuillez, s'il vous plait, confirmer les frais de scolarité ( 1000 FCFA) payée de GNILANE SARR avec le QG ou apporter les corrections nécessaires.</w:t>
-            </w:r>
-          </w:p>
-        </w:tc>
-      </w:tr>
-      <w:tr>
-        <w:tc>
-          <w:tcPr>
-            <w:tcW w:type="dxa" w:w="964"/>
-          </w:tcPr>
-          <w:p>
-            <w:r>
-              <w:rPr>
-                <w:b/>
-                <w:i w:val="0"/>
-                <w:color w:val="EA580C"/>
-                <w:sz w:val="16"/>
-              </w:rPr>
-              <w:t>Moyenne</w:t>
-            </w:r>
-          </w:p>
-        </w:tc>
-        <w:tc>
-          <w:tcPr>
-            <w:tcW w:type="dxa" w:w="1247"/>
-          </w:tcPr>
-          <w:p>
-            <w:r>
-              <w:rPr>
-                <w:b/>
-                <w:i w:val="0"/>
-                <w:sz w:val="16"/>
-              </w:rPr>
-              <w:t>S02</w:t>
-              <w:br/>
-            </w:r>
-            <w:r>
-              <w:rPr>
-                <w:b w:val="0"/>
-                <w:i w:val="0"/>
-                <w:color w:val="64748B"/>
-                <w:sz w:val="14"/>
-              </w:rPr>
-              <w:t>Éducation</w:t>
-            </w:r>
-          </w:p>
-        </w:tc>
-        <w:tc>
-          <w:tcPr>
-            <w:tcW w:type="dxa" w:w="1531"/>
-          </w:tcPr>
-          <w:p>
-            <w:r>
-              <w:rPr>
-                <w:b/>
-                <w:i w:val="0"/>
-                <w:color w:val="16A34A"/>
-                <w:sz w:val="16"/>
-              </w:rPr>
-              <w:t>—</w:t>
-            </w:r>
-          </w:p>
-        </w:tc>
-        <w:tc>
-          <w:tcPr>
-            <w:tcW w:type="dxa" w:w="1191"/>
-          </w:tcPr>
-          <w:p>
-            <w:r>
-              <w:rPr>
-                <w:b w:val="0"/>
-                <w:i w:val="0"/>
-                <w:color w:val="64748B"/>
-                <w:sz w:val="16"/>
-              </w:rPr>
-              <w:t>GT-CQ</w:t>
-            </w:r>
-          </w:p>
-        </w:tc>
-        <w:tc>
-          <w:tcPr>
-            <w:tcW w:type="dxa" w:w="4706"/>
-          </w:tcPr>
-          <w:p>
-            <w:r>
-              <w:rPr>
-                <w:b w:val="0"/>
-                <w:i w:val="0"/>
-                <w:sz w:val="17"/>
-              </w:rPr>
-              <w:t>veuillez, s'il vous plait, confirmer les frais de scolarité ( 1000 FCFA) payée de MBAYE SARR avec le QG ou apporter les corrections nécessaires.</w:t>
-            </w:r>
-          </w:p>
-        </w:tc>
-      </w:tr>
-      <w:tr>
-        <w:tc>
-          <w:tcPr>
-            <w:tcW w:type="dxa" w:w="964"/>
-          </w:tcPr>
-          <w:p>
-            <w:r>
-              <w:rPr>
-                <w:b/>
-                <w:i w:val="0"/>
-                <w:color w:val="EA580C"/>
-                <w:sz w:val="16"/>
-              </w:rPr>
-              <w:t>Moyenne</w:t>
-            </w:r>
-          </w:p>
-        </w:tc>
-        <w:tc>
-          <w:tcPr>
-            <w:tcW w:type="dxa" w:w="1247"/>
-          </w:tcPr>
-          <w:p>
-            <w:r>
-              <w:rPr>
-                <w:b/>
-                <w:i w:val="0"/>
-                <w:sz w:val="16"/>
-              </w:rPr>
-              <w:t>S02</w:t>
-              <w:br/>
-            </w:r>
-            <w:r>
-              <w:rPr>
-                <w:b w:val="0"/>
-                <w:i w:val="0"/>
-                <w:color w:val="64748B"/>
-                <w:sz w:val="14"/>
-              </w:rPr>
-              <w:t>Éducation</w:t>
-            </w:r>
-          </w:p>
-        </w:tc>
-        <w:tc>
-          <w:tcPr>
-            <w:tcW w:type="dxa" w:w="1531"/>
-          </w:tcPr>
-          <w:p>
-            <w:r>
-              <w:rPr>
-                <w:b/>
-                <w:i w:val="0"/>
-                <w:color w:val="16A34A"/>
-                <w:sz w:val="16"/>
-              </w:rPr>
-              <w:t>—</w:t>
-            </w:r>
-          </w:p>
-        </w:tc>
-        <w:tc>
-          <w:tcPr>
-            <w:tcW w:type="dxa" w:w="1191"/>
-          </w:tcPr>
-          <w:p>
-            <w:r>
-              <w:rPr>
-                <w:b w:val="0"/>
-                <w:i w:val="0"/>
-                <w:color w:val="64748B"/>
-                <w:sz w:val="16"/>
-              </w:rPr>
-              <w:t>GT-CQ</w:t>
-            </w:r>
-          </w:p>
-        </w:tc>
-        <w:tc>
-          <w:tcPr>
-            <w:tcW w:type="dxa" w:w="4706"/>
-          </w:tcPr>
-          <w:p>
-            <w:r>
-              <w:rPr>
-                <w:b w:val="0"/>
-                <w:i w:val="0"/>
-                <w:sz w:val="17"/>
-              </w:rPr>
-              <w:t>veuillez, s'il vous plait, confirmer les frais de scolarité ( 5000 FCFA) payée de DIOUMA SARR avec le QG ou apporter les corrections nécessaires.</w:t>
+              <w:t>Prière de verifier l'information donnée par NDIOGOU SARR ou corriger au niveau de la section 1.</w:t>
             </w:r>
           </w:p>
         </w:tc>
